--- a/template/SK-4/form penilaian SK IV.docx
+++ b/template/SK-4/form penilaian SK IV.docx
@@ -109,6 +109,75 @@
           <w:sz w:val="26"/>
         </w:rPr>
       </w:pPr>
+      <w:r>
+        <w:rPr>
+          <w:b/>
+          <w:spacing w:val="-4"/>
+          <w:sz w:val="26"/>
+        </w:rPr>
+        <w:t>(</w:t>
+      </w:r>
+      <w:proofErr w:type="spellStart"/>
+      <w:r>
+        <w:rPr>
+          <w:b/>
+          <w:color w:val="FF0000"/>
+          <w:spacing w:val="-4"/>
+          <w:sz w:val="26"/>
+        </w:rPr>
+        <w:t>kode</w:t>
+      </w:r>
+      <w:proofErr w:type="spellEnd"/>
+      <w:r>
+        <w:rPr>
+          <w:b/>
+          <w:color w:val="FF0000"/>
+          <w:spacing w:val="-4"/>
+          <w:sz w:val="26"/>
+        </w:rPr>
+        <w:t xml:space="preserve"> </w:t>
+      </w:r>
+      <w:proofErr w:type="spellStart"/>
+      <w:r>
+        <w:rPr>
+          <w:b/>
+          <w:color w:val="FF0000"/>
+          <w:spacing w:val="-4"/>
+          <w:sz w:val="26"/>
+        </w:rPr>
+        <w:t>mk</w:t>
+      </w:r>
+      <w:proofErr w:type="spellEnd"/>
+      <w:r>
+        <w:rPr>
+          <w:b/>
+          <w:spacing w:val="-4"/>
+          <w:sz w:val="26"/>
+        </w:rPr>
+        <w:t>)</w:t>
+      </w:r>
+      <w:r>
+        <w:rPr>
+          <w:b/>
+          <w:spacing w:val="-4"/>
+          <w:sz w:val="26"/>
+        </w:rPr>
+        <w:t xml:space="preserve"> PENULISAN DISERTASI</w:t>
+      </w:r>
+    </w:p>
+    <w:p>
+      <w:pPr>
+        <w:tabs>
+          <w:tab w:val="left" w:leader="dot" w:pos="2500"/>
+        </w:tabs>
+        <w:spacing w:before="1"/>
+        <w:ind w:left="842"/>
+        <w:jc w:val="center"/>
+        <w:rPr>
+          <w:b/>
+          <w:sz w:val="26"/>
+        </w:rPr>
+      </w:pPr>
     </w:p>
     <w:tbl>
       <w:tblPr>
@@ -2187,8 +2256,6 @@
               </w:rPr>
               <w:t>)</w:t>
             </w:r>
-            <w:bookmarkStart w:id="0" w:name="_GoBack"/>
-            <w:bookmarkEnd w:id="0"/>
           </w:p>
         </w:tc>
         <w:tc>
@@ -2244,6 +2311,8 @@
                 <w:lang w:val="id"/>
               </w:rPr>
             </w:pPr>
+            <w:bookmarkStart w:id="0" w:name="_GoBack"/>
+            <w:bookmarkEnd w:id="0"/>
           </w:p>
         </w:tc>
         <w:tc>
@@ -2529,7 +2598,7 @@
                     </wp:inline>
                   </w:drawing>
                 </mc:Choice>
-                <mc:Fallback xmlns:w16sdtfl="http://schemas.microsoft.com/office/word/2024/wordml/sdtformatlock" xmlns:w16sdtdh="http://schemas.microsoft.com/office/word/2020/wordml/sdtdatahash" xmlns:w16du="http://schemas.microsoft.com/office/word/2023/wordml/word16du" xmlns:w16="http://schemas.microsoft.com/office/word/2018/wordml" xmlns:w16cid="http://schemas.microsoft.com/office/word/2016/wordml/cid" xmlns:w16cex="http://schemas.microsoft.com/office/word/2018/wordml/cex" xmlns:oel="http://schemas.microsoft.com/office/2019/extlst" xmlns:am3d="http://schemas.microsoft.com/office/drawing/2017/model3d" xmlns:aink="http://schemas.microsoft.com/office/drawing/2016/ink" xmlns:cx8="http://schemas.microsoft.com/office/drawing/2016/5/14/chartex" xmlns:cx7="http://schemas.microsoft.com/office/drawing/2016/5/13/chartex" xmlns:cx6="http://schemas.microsoft.com/office/drawing/2016/5/12/chartex" xmlns:cx5="http://schemas.microsoft.com/office/drawing/2016/5/11/chartex" xmlns:cx4="http://schemas.microsoft.com/office/drawing/2016/5/10/chartex" xmlns:cx3="http://schemas.microsoft.com/office/drawing/2016/5/9/chartex" xmlns:cx2="http://schemas.microsoft.com/office/drawing/2015/10/21/chartex" xmlns:cx1="http://schemas.microsoft.com/office/drawing/2015/9/8/chartex">
+                <mc:Fallback xmlns:cx1="http://schemas.microsoft.com/office/drawing/2015/9/8/chartex" xmlns:cx2="http://schemas.microsoft.com/office/drawing/2015/10/21/chartex" xmlns:cx3="http://schemas.microsoft.com/office/drawing/2016/5/9/chartex" xmlns:cx4="http://schemas.microsoft.com/office/drawing/2016/5/10/chartex" xmlns:cx5="http://schemas.microsoft.com/office/drawing/2016/5/11/chartex" xmlns:cx6="http://schemas.microsoft.com/office/drawing/2016/5/12/chartex" xmlns:cx7="http://schemas.microsoft.com/office/drawing/2016/5/13/chartex" xmlns:cx8="http://schemas.microsoft.com/office/drawing/2016/5/14/chartex" xmlns:aink="http://schemas.microsoft.com/office/drawing/2016/ink" xmlns:am3d="http://schemas.microsoft.com/office/drawing/2017/model3d" xmlns:oel="http://schemas.microsoft.com/office/2019/extlst" xmlns:w16cex="http://schemas.microsoft.com/office/word/2018/wordml/cex" xmlns:w16cid="http://schemas.microsoft.com/office/word/2016/wordml/cid" xmlns:w16="http://schemas.microsoft.com/office/word/2018/wordml" xmlns:w16du="http://schemas.microsoft.com/office/word/2023/wordml/word16du" xmlns:w16sdtdh="http://schemas.microsoft.com/office/word/2020/wordml/sdtdatahash" xmlns:w16sdtfl="http://schemas.microsoft.com/office/word/2024/wordml/sdtformatlock">
                   <w:pict>
                     <v:group w14:anchorId="48530B52" id="Group 2" o:spid="_x0000_s1026" style="width:99.9pt;height:.65pt;mso-position-horizontal-relative:char;mso-position-vertical-relative:line" coordsize="1998,13" o:gfxdata="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">
                       <v:line id="Line 3" o:spid="_x0000_s1027" style="position:absolute;visibility:visible;mso-wrap-style:square" from="0,6" to="1998,6" o:connectortype="straight" o:gfxdata="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" strokeweight=".22136mm"/>
@@ -2555,12 +2624,12 @@
             <w:r>
               <w:rPr>
                 <w:b/>
-                <w:color w:val="FF0000"/>
                 <w:spacing w:val="-2"/>
                 <w:sz w:val="20"/>
                 <w:szCs w:val="22"/>
-              </w:rPr>
-              <w:t>nip</w:t>
+                <w:lang w:val="id"/>
+              </w:rPr>
+              <w:t>Penilai</w:t>
             </w:r>
           </w:p>
         </w:tc>
@@ -2747,7 +2816,7 @@
             </wp:anchor>
           </w:drawing>
         </mc:Choice>
-        <mc:Fallback xmlns:w16sdtfl="http://schemas.microsoft.com/office/word/2024/wordml/sdtformatlock" xmlns:w16sdtdh="http://schemas.microsoft.com/office/word/2020/wordml/sdtdatahash" xmlns:w16du="http://schemas.microsoft.com/office/word/2023/wordml/word16du" xmlns:w16="http://schemas.microsoft.com/office/word/2018/wordml" xmlns:w16cid="http://schemas.microsoft.com/office/word/2016/wordml/cid" xmlns:w16cex="http://schemas.microsoft.com/office/word/2018/wordml/cex" xmlns:oel="http://schemas.microsoft.com/office/2019/extlst" xmlns:am3d="http://schemas.microsoft.com/office/drawing/2017/model3d" xmlns:aink="http://schemas.microsoft.com/office/drawing/2016/ink" xmlns:cx8="http://schemas.microsoft.com/office/drawing/2016/5/14/chartex" xmlns:cx7="http://schemas.microsoft.com/office/drawing/2016/5/13/chartex" xmlns:cx6="http://schemas.microsoft.com/office/drawing/2016/5/12/chartex" xmlns:cx5="http://schemas.microsoft.com/office/drawing/2016/5/11/chartex" xmlns:cx4="http://schemas.microsoft.com/office/drawing/2016/5/10/chartex" xmlns:cx3="http://schemas.microsoft.com/office/drawing/2016/5/9/chartex" xmlns:cx2="http://schemas.microsoft.com/office/drawing/2015/10/21/chartex" xmlns:cx1="http://schemas.microsoft.com/office/drawing/2015/9/8/chartex">
+        <mc:Fallback xmlns:cx1="http://schemas.microsoft.com/office/drawing/2015/9/8/chartex" xmlns:cx2="http://schemas.microsoft.com/office/drawing/2015/10/21/chartex" xmlns:cx3="http://schemas.microsoft.com/office/drawing/2016/5/9/chartex" xmlns:cx4="http://schemas.microsoft.com/office/drawing/2016/5/10/chartex" xmlns:cx5="http://schemas.microsoft.com/office/drawing/2016/5/11/chartex" xmlns:cx6="http://schemas.microsoft.com/office/drawing/2016/5/12/chartex" xmlns:cx7="http://schemas.microsoft.com/office/drawing/2016/5/13/chartex" xmlns:cx8="http://schemas.microsoft.com/office/drawing/2016/5/14/chartex" xmlns:aink="http://schemas.microsoft.com/office/drawing/2016/ink" xmlns:am3d="http://schemas.microsoft.com/office/drawing/2017/model3d" xmlns:oel="http://schemas.microsoft.com/office/2019/extlst" xmlns:w16cex="http://schemas.microsoft.com/office/word/2018/wordml/cex" xmlns:w16cid="http://schemas.microsoft.com/office/word/2016/wordml/cid" xmlns:w16="http://schemas.microsoft.com/office/word/2018/wordml" xmlns:w16du="http://schemas.microsoft.com/office/word/2023/wordml/word16du" xmlns:w16sdtdh="http://schemas.microsoft.com/office/word/2020/wordml/sdtdatahash" xmlns:w16sdtfl="http://schemas.microsoft.com/office/word/2024/wordml/sdtformatlock">
           <w:pict>
             <v:line w14:anchorId="736FF723" id="Line 416" o:spid="_x0000_s1026" style="position:absolute;z-index:251666432;visibility:visible;mso-wrap-style:square;mso-width-percent:0;mso-height-percent:0;mso-wrap-distance-left:9pt;mso-wrap-distance-top:0;mso-wrap-distance-right:9pt;mso-wrap-distance-bottom:0;mso-position-horizontal:center;mso-position-horizontal-relative:margin;mso-position-vertical:absolute;mso-position-vertical-relative:text;mso-width-percent:0;mso-height-percent:0;mso-width-relative:page;mso-height-relative:page" from="0,-22.8pt" to="496.05pt,-22.8pt" o:gfxdata="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" strokecolor="#7f7f7f [1612]" strokeweight="1.5pt">
               <v:stroke joinstyle="miter"/>
@@ -3071,7 +3140,7 @@
             </wp:anchor>
           </w:drawing>
         </mc:Choice>
-        <mc:Fallback xmlns:w16sdtfl="http://schemas.microsoft.com/office/word/2024/wordml/sdtformatlock" xmlns:w16sdtdh="http://schemas.microsoft.com/office/word/2020/wordml/sdtdatahash" xmlns:w16du="http://schemas.microsoft.com/office/word/2023/wordml/word16du" xmlns:w16="http://schemas.microsoft.com/office/word/2018/wordml" xmlns:w16cid="http://schemas.microsoft.com/office/word/2016/wordml/cid" xmlns:w16cex="http://schemas.microsoft.com/office/word/2018/wordml/cex" xmlns:oel="http://schemas.microsoft.com/office/2019/extlst" xmlns:am3d="http://schemas.microsoft.com/office/drawing/2017/model3d" xmlns:aink="http://schemas.microsoft.com/office/drawing/2016/ink" xmlns:cx8="http://schemas.microsoft.com/office/drawing/2016/5/14/chartex" xmlns:cx7="http://schemas.microsoft.com/office/drawing/2016/5/13/chartex" xmlns:cx6="http://schemas.microsoft.com/office/drawing/2016/5/12/chartex" xmlns:cx5="http://schemas.microsoft.com/office/drawing/2016/5/11/chartex" xmlns:cx4="http://schemas.microsoft.com/office/drawing/2016/5/10/chartex" xmlns:cx3="http://schemas.microsoft.com/office/drawing/2016/5/9/chartex" xmlns:cx2="http://schemas.microsoft.com/office/drawing/2015/10/21/chartex" xmlns:cx1="http://schemas.microsoft.com/office/drawing/2015/9/8/chartex">
+        <mc:Fallback xmlns:cx1="http://schemas.microsoft.com/office/drawing/2015/9/8/chartex" xmlns:cx2="http://schemas.microsoft.com/office/drawing/2015/10/21/chartex" xmlns:cx3="http://schemas.microsoft.com/office/drawing/2016/5/9/chartex" xmlns:cx4="http://schemas.microsoft.com/office/drawing/2016/5/10/chartex" xmlns:cx5="http://schemas.microsoft.com/office/drawing/2016/5/11/chartex" xmlns:cx6="http://schemas.microsoft.com/office/drawing/2016/5/12/chartex" xmlns:cx7="http://schemas.microsoft.com/office/drawing/2016/5/13/chartex" xmlns:cx8="http://schemas.microsoft.com/office/drawing/2016/5/14/chartex" xmlns:aink="http://schemas.microsoft.com/office/drawing/2016/ink" xmlns:am3d="http://schemas.microsoft.com/office/drawing/2017/model3d" xmlns:oel="http://schemas.microsoft.com/office/2019/extlst" xmlns:w16cex="http://schemas.microsoft.com/office/word/2018/wordml/cex" xmlns:w16cid="http://schemas.microsoft.com/office/word/2016/wordml/cid" xmlns:w16="http://schemas.microsoft.com/office/word/2018/wordml" xmlns:w16du="http://schemas.microsoft.com/office/word/2023/wordml/word16du" xmlns:w16sdtdh="http://schemas.microsoft.com/office/word/2020/wordml/sdtdatahash" xmlns:w16sdtfl="http://schemas.microsoft.com/office/word/2024/wordml/sdtformatlock">
           <w:pict>
             <v:line w14:anchorId="1F9328B4" id="Line 416" o:spid="_x0000_s1026" style="position:absolute;z-index:251664384;visibility:visible;mso-wrap-style:square;mso-width-percent:0;mso-height-percent:0;mso-wrap-distance-left:9pt;mso-wrap-distance-top:0;mso-wrap-distance-right:9pt;mso-wrap-distance-bottom:0;mso-position-horizontal:absolute;mso-position-horizontal-relative:margin;mso-position-vertical:absolute;mso-position-vertical-relative:text;mso-width-percent:0;mso-height-percent:0;mso-width-relative:page;mso-height-relative:page" from="-24.1pt,2.65pt" to="471.95pt,2.65pt" o:gfxdata="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" strokeweight="3.75pt">
               <v:stroke linestyle="thinThick"/>
